--- a/templates/documents/CONTRATOS CIVILES/CONTRATOS AUTENTICOS/INMOBILIARIA/ACTO DE NOTORIEDAD DE POSESION Y LINDEROS (RECTIFICACION DE MEDIDAS).docx
+++ b/templates/documents/CONTRATOS CIVILES/CONTRATOS AUTENTICOS/INMOBILIARIA/ACTO DE NOTORIEDAD DE POSESION Y LINDEROS (RECTIFICACION DE MEDIDAS).docx
@@ -3,462 +3,1785 @@
 <w:document xmlns:wpc="http://schemas.microsoft.com/office/word/2010/wordprocessingCanvas" xmlns:cx="http://schemas.microsoft.com/office/drawing/2014/chartex" xmlns:cx1="http://schemas.microsoft.com/office/drawing/2015/9/8/chartex" xmlns:cx2="http://schemas.microsoft.com/office/drawing/2015/10/21/chartex" xmlns:cx3="http://schemas.microsoft.com/office/drawing/2016/5/9/chartex" xmlns:cx4="http://schemas.microsoft.com/office/drawing/2016/5/10/chartex" xmlns:cx5="http://schemas.microsoft.com/office/drawing/2016/5/11/chartex" xmlns:cx6="http://schemas.microsoft.com/office/drawing/2016/5/12/chartex" xmlns:cx7="http://schemas.microsoft.com/office/drawing/2016/5/13/chartex" xmlns:cx8="http://schemas.microsoft.com/office/drawing/2016/5/14/chartex" xmlns:mc="http://schemas.openxmlformats.org/markup-compatibility/2006" xmlns:aink="http://schemas.microsoft.com/office/drawing/2016/ink" xmlns:am3d="http://schemas.microsoft.com/office/drawing/2017/model3d" xmlns:o="urn:schemas-microsoft-com:office:office" xmlns:oel="http://schemas.microsoft.com/office/2019/extlst" xmlns:r="http://schemas.openxmlformats.org/officeDocument/2006/relationships" xmlns:m="http://schemas.openxmlformats.org/officeDocument/2006/math" xmlns:v="urn:schemas-microsoft-com:vml" xmlns:wp14="http://schemas.microsoft.com/office/word/2010/wordprocessingDrawing" xmlns:wp="http://schemas.openxmlformats.org/drawingml/2006/wordprocessingDrawing" xmlns:w10="urn:schemas-microsoft-com:office:word" xmlns:w="http://schemas.openxmlformats.org/wordprocessingml/2006/main" xmlns:w14="http://schemas.microsoft.com/office/word/2010/wordml" xmlns:w15="http://schemas.microsoft.com/office/word/2012/wordml" xmlns:w16cex="http://schemas.microsoft.com/office/word/2018/wordml/cex" xmlns:w16cid="http://schemas.microsoft.com/office/word/2016/wordml/cid" xmlns:w16="http://schemas.microsoft.com/office/word/2018/wordml" xmlns:w16du="http://schemas.microsoft.com/office/word/2023/wordml/word16du" xmlns:w16sdtdh="http://schemas.microsoft.com/office/word/2020/wordml/sdtdatahash" xmlns:w16sdtfl="http://schemas.microsoft.com/office/word/2024/wordml/sdtformatlock" xmlns:w16se="http://schemas.microsoft.com/office/word/2015/wordml/symex" xmlns:wpg="http://schemas.microsoft.com/office/word/2010/wordprocessingGroup" xmlns:wpi="http://schemas.microsoft.com/office/word/2010/wordprocessingInk" xmlns:wne="http://schemas.microsoft.com/office/word/2006/wordml" xmlns:wps="http://schemas.microsoft.com/office/word/2010/wordprocessingShape" mc:Ignorable="w14 w15 w16se w16cid w16 w16cex w16sdtdh w16sdtfl w16du wp14">
   <w:body>
     <w:p>
-      <w:r>
-        <w:t xml:space="preserve">En la República Dominicana, el </w:t>
-      </w:r>
-      <w:r>
-        <w:rPr>
-          <w:b/>
-          <w:bCs/>
-        </w:rPr>
-        <w:t>Acto de Notoriedad de Rectificación de Medidas</w:t>
-      </w:r>
-      <w:r>
-        <w:t xml:space="preserve"> es un documento complementario utilizado dentro de los procesos de deslinde o rectificación ante la </w:t>
-      </w:r>
-      <w:r>
-        <w:rPr>
-          <w:b/>
-          <w:bCs/>
-        </w:rPr>
-        <w:t>Jurisdicción Inmobiliaria</w:t>
-      </w:r>
-      <w:r>
+      <w:pPr>
+        <w:spacing w:after="0" w:line="240" w:lineRule="auto"/>
+        <w:jc w:val="center"/>
+        <w:rPr>
+          <w:rFonts w:ascii="Abadi" w:hAnsi="Abadi"/>
+          <w:b/>
+          <w:bCs/>
+          <w:sz w:val="32"/>
+          <w:szCs w:val="32"/>
+        </w:rPr>
+      </w:pPr>
+      <w:r>
+        <w:rPr>
+          <w:noProof/>
+          <w:lang w:eastAsia="es-DO"/>
+        </w:rPr>
+        <w:drawing>
+          <wp:anchor distT="0" distB="0" distL="114300" distR="114300" simplePos="0" relativeHeight="251659264" behindDoc="0" locked="0" layoutInCell="1" allowOverlap="1" wp14:anchorId="7CA37340" wp14:editId="22A5CE43">
+            <wp:simplePos x="0" y="0"/>
+            <wp:positionH relativeFrom="margin">
+              <wp:align>center</wp:align>
+            </wp:positionH>
+            <wp:positionV relativeFrom="paragraph">
+              <wp:posOffset>-697762</wp:posOffset>
+            </wp:positionV>
+            <wp:extent cx="866692" cy="715010"/>
+            <wp:effectExtent l="0" t="0" r="0" b="8890"/>
+            <wp:wrapNone/>
+            <wp:docPr id="3" name="Imagen 3" descr="Resultado de imagen para balanza de la justicia png | Balanza de la  justicia, Simbolo de la justicia, Balanza"/>
+            <wp:cNvGraphicFramePr>
+              <a:graphicFrameLocks xmlns:a="http://schemas.openxmlformats.org/drawingml/2006/main" noChangeAspect="1"/>
+            </wp:cNvGraphicFramePr>
+            <a:graphic xmlns:a="http://schemas.openxmlformats.org/drawingml/2006/main">
+              <a:graphicData uri="http://schemas.openxmlformats.org/drawingml/2006/picture">
+                <pic:pic xmlns:pic="http://schemas.openxmlformats.org/drawingml/2006/picture">
+                  <pic:nvPicPr>
+                    <pic:cNvPr id="0" name="Picture 3" descr="Resultado de imagen para balanza de la justicia png | Balanza de la  justicia, Simbolo de la justicia, Balanza"/>
+                    <pic:cNvPicPr>
+                      <a:picLocks noChangeAspect="1" noChangeArrowheads="1"/>
+                    </pic:cNvPicPr>
+                  </pic:nvPicPr>
+                  <pic:blipFill>
+                    <a:blip r:embed="rId5" cstate="print">
+                      <a:extLst>
+                        <a:ext uri="{28A0092B-C50C-407E-A947-70E740481C1C}">
+                          <a14:useLocalDpi xmlns:a14="http://schemas.microsoft.com/office/drawing/2010/main" val="0"/>
+                        </a:ext>
+                      </a:extLst>
+                    </a:blip>
+                    <a:srcRect/>
+                    <a:stretch>
+                      <a:fillRect/>
+                    </a:stretch>
+                  </pic:blipFill>
+                  <pic:spPr bwMode="auto">
+                    <a:xfrm>
+                      <a:off x="0" y="0"/>
+                      <a:ext cx="866692" cy="715010"/>
+                    </a:xfrm>
+                    <a:prstGeom prst="rect">
+                      <a:avLst/>
+                    </a:prstGeom>
+                    <a:noFill/>
+                    <a:ln>
+                      <a:noFill/>
+                    </a:ln>
+                  </pic:spPr>
+                </pic:pic>
+              </a:graphicData>
+            </a:graphic>
+            <wp14:sizeRelH relativeFrom="page">
+              <wp14:pctWidth>0</wp14:pctWidth>
+            </wp14:sizeRelH>
+            <wp14:sizeRelV relativeFrom="page">
+              <wp14:pctHeight>0</wp14:pctHeight>
+            </wp14:sizeRelV>
+          </wp:anchor>
+        </w:drawing>
+      </w:r>
+    </w:p>
+    <w:p>
+      <w:pPr>
+        <w:spacing w:after="0" w:line="240" w:lineRule="auto"/>
+        <w:jc w:val="center"/>
+        <w:rPr>
+          <w:rFonts w:ascii="Abadi" w:hAnsi="Abadi"/>
+          <w:b/>
+          <w:bCs/>
+          <w:sz w:val="32"/>
+          <w:szCs w:val="32"/>
+        </w:rPr>
+      </w:pPr>
+      <w:r>
+        <w:rPr>
+          <w:rFonts w:ascii="Abadi" w:hAnsi="Abadi"/>
+          <w:b/>
+          <w:bCs/>
+          <w:sz w:val="32"/>
+          <w:szCs w:val="32"/>
+        </w:rPr>
+        <w:t>ACTO DE NOTORIEDAD DE POSESIÓN Y LINDEROS</w:t>
+      </w:r>
+    </w:p>
+    <w:p>
+      <w:pPr>
+        <w:spacing w:after="0" w:line="240" w:lineRule="auto"/>
+        <w:jc w:val="both"/>
+        <w:rPr>
+          <w:rFonts w:ascii="Abadi" w:hAnsi="Abadi"/>
+        </w:rPr>
+      </w:pPr>
+    </w:p>
+    <w:p>
+      <w:pPr>
+        <w:spacing w:after="0" w:line="240" w:lineRule="auto"/>
+        <w:jc w:val="both"/>
+        <w:rPr>
+          <w:rFonts w:ascii="Abadi" w:hAnsi="Abadi"/>
+        </w:rPr>
+      </w:pPr>
+    </w:p>
+    <w:p>
+      <w:pPr>
+        <w:spacing w:after="0" w:line="240" w:lineRule="auto"/>
+        <w:jc w:val="both"/>
+        <w:rPr>
+          <w:rFonts w:ascii="Abadi" w:hAnsi="Abadi"/>
+          <w:b/>
+          <w:bCs/>
+        </w:rPr>
+      </w:pPr>
+      <w:r>
+        <w:rPr>
+          <w:rFonts w:ascii="Abadi" w:hAnsi="Abadi"/>
+          <w:b/>
+          <w:bCs/>
+        </w:rPr>
+        <w:t>ACTO NÚMERO</w:t>
+      </w:r>
+      <w:r>
+        <w:rPr>
+          <w:rFonts w:ascii="Abadi" w:hAnsi="Abadi"/>
+          <w:b/>
+          <w:bCs/>
+        </w:rPr>
+        <w:t xml:space="preserve">: __________________. </w:t>
+      </w:r>
+    </w:p>
+    <w:p>
+      <w:pPr>
+        <w:spacing w:after="0" w:line="240" w:lineRule="auto"/>
+        <w:jc w:val="both"/>
+        <w:rPr>
+          <w:rFonts w:ascii="Abadi" w:hAnsi="Abadi"/>
+          <w:b/>
+          <w:bCs/>
+        </w:rPr>
+      </w:pPr>
+    </w:p>
+    <w:p>
+      <w:pPr>
+        <w:spacing w:after="0" w:line="240" w:lineRule="auto"/>
+        <w:jc w:val="both"/>
+        <w:rPr>
+          <w:rFonts w:ascii="Abadi" w:hAnsi="Abadi"/>
+        </w:rPr>
+      </w:pPr>
+      <w:r>
+        <w:rPr>
+          <w:rFonts w:ascii="Abadi" w:hAnsi="Abadi"/>
+        </w:rPr>
+        <w:t xml:space="preserve">En la ciudad de </w:t>
+      </w:r>
+      <w:r>
+        <w:rPr>
+          <w:rFonts w:ascii="Abadi" w:hAnsi="Abadi"/>
+          <w:b/>
+          <w:bCs/>
+        </w:rPr>
+        <w:t>{{CIUDAD_FIRMA}}</w:t>
+      </w:r>
+      <w:r>
+        <w:rPr>
+          <w:rFonts w:ascii="Abadi" w:hAnsi="Abadi"/>
+        </w:rPr>
+        <w:t xml:space="preserve">, República Dominicana, hoy día </w:t>
+      </w:r>
+      <w:r>
+        <w:rPr>
+          <w:rFonts w:ascii="Abadi" w:hAnsi="Abadi"/>
+          <w:b/>
+          <w:bCs/>
+        </w:rPr>
+        <w:t>{{DIA_TEXTO}}</w:t>
+      </w:r>
+      <w:r>
+        <w:rPr>
+          <w:rFonts w:ascii="Abadi" w:hAnsi="Abadi"/>
+        </w:rPr>
+        <w:t xml:space="preserve"> ({{DIA_NUMERO}}) del mes de </w:t>
+      </w:r>
+      <w:r>
+        <w:rPr>
+          <w:rFonts w:ascii="Abadi" w:hAnsi="Abadi"/>
+          <w:b/>
+          <w:bCs/>
+        </w:rPr>
+        <w:t>{{MES_TEXTO}}</w:t>
+      </w:r>
+      <w:r>
+        <w:rPr>
+          <w:rFonts w:ascii="Abadi" w:hAnsi="Abadi"/>
+        </w:rPr>
+        <w:t xml:space="preserve"> del año </w:t>
+      </w:r>
+      <w:r>
+        <w:rPr>
+          <w:rFonts w:ascii="Abadi" w:hAnsi="Abadi"/>
+          <w:b/>
+          <w:bCs/>
+        </w:rPr>
+        <w:t>{{AÑO_TEXTO}}</w:t>
+      </w:r>
+      <w:r>
+        <w:rPr>
+          <w:rFonts w:ascii="Abadi" w:hAnsi="Abadi"/>
+        </w:rPr>
+        <w:t xml:space="preserve"> (</w:t>
+      </w:r>
+      <w:r>
+        <w:rPr>
+          <w:rFonts w:ascii="Abadi" w:hAnsi="Abadi"/>
+          <w:b/>
+          <w:bCs/>
+        </w:rPr>
+        <w:t>{{AÑO_NUMERO}}</w:t>
+      </w:r>
+      <w:r>
+        <w:rPr>
+          <w:rFonts w:ascii="Abadi" w:hAnsi="Abadi"/>
+        </w:rPr>
+        <w:t xml:space="preserve">); por ante mí, </w:t>
+      </w:r>
+      <w:r>
+        <w:rPr>
+          <w:rFonts w:ascii="Abadi" w:hAnsi="Abadi"/>
+          <w:b/>
+          <w:bCs/>
+        </w:rPr>
+        <w:t>{{TRATAMIENTO_NOTARIO}}</w:t>
+      </w:r>
+      <w:r>
+        <w:rPr>
+          <w:rFonts w:ascii="Abadi" w:hAnsi="Abadi"/>
+        </w:rPr>
+        <w:t xml:space="preserve"> </w:t>
+      </w:r>
+      <w:r>
+        <w:rPr>
+          <w:rFonts w:ascii="Abadi" w:hAnsi="Abadi"/>
+          <w:b/>
+          <w:bCs/>
+        </w:rPr>
+        <w:t>{{NOMBRE_NOTARIO}}</w:t>
+      </w:r>
+      <w:r>
+        <w:rPr>
+          <w:rFonts w:ascii="Abadi" w:hAnsi="Abadi"/>
+        </w:rPr>
+        <w:t xml:space="preserve">, de nacionalidad dominicana, mayor de edad, Abogado Notario Público de los del número del </w:t>
+      </w:r>
+      <w:r>
+        <w:rPr>
+          <w:rFonts w:ascii="Abadi" w:hAnsi="Abadi"/>
+          <w:b/>
+          <w:bCs/>
+        </w:rPr>
+        <w:t>{{MUNICIPIO_NOTARIO}}</w:t>
+      </w:r>
+      <w:r>
+        <w:rPr>
+          <w:rFonts w:ascii="Abadi" w:hAnsi="Abadi"/>
+        </w:rPr>
+        <w:t xml:space="preserve">, titular de la Cédula de Identidad y Electoral No. </w:t>
+      </w:r>
+      <w:r>
+        <w:rPr>
+          <w:rFonts w:ascii="Abadi" w:hAnsi="Abadi"/>
+          <w:b/>
+          <w:bCs/>
+        </w:rPr>
+        <w:t>{{DOCUMENTO IDENTIDAD_NOTARIO}}</w:t>
+      </w:r>
+      <w:r>
+        <w:rPr>
+          <w:rFonts w:ascii="Abadi" w:hAnsi="Abadi"/>
+        </w:rPr>
+        <w:t xml:space="preserve">, con Matrícula del Colegio de Notarios No. </w:t>
+      </w:r>
+      <w:r>
+        <w:rPr>
+          <w:rFonts w:ascii="Abadi" w:hAnsi="Abadi"/>
+          <w:b/>
+          <w:bCs/>
+        </w:rPr>
+        <w:t>{{MATRICULA_NOTARIO}}</w:t>
+      </w:r>
+      <w:r>
+        <w:rPr>
+          <w:rFonts w:ascii="Abadi" w:hAnsi="Abadi"/>
+        </w:rPr>
+        <w:t xml:space="preserve">, con estudio profesional abierto en </w:t>
+      </w:r>
+      <w:r>
+        <w:rPr>
+          <w:rFonts w:ascii="Abadi" w:hAnsi="Abadi"/>
+          <w:b/>
+          <w:bCs/>
+        </w:rPr>
+        <w:t>{{DIRECCION O DOMICILIO_NOTARIO}}</w:t>
+      </w:r>
+      <w:r>
+        <w:rPr>
+          <w:rFonts w:ascii="Abadi" w:hAnsi="Abadi"/>
+        </w:rPr>
+        <w:t>; HAN COMPARECIDO de manera libre y voluntaria los señores:</w:t>
+      </w:r>
+      <w:r>
+        <w:rPr>
+          <w:rFonts w:ascii="Abadi" w:hAnsi="Abadi"/>
+        </w:rPr>
+        <w:t xml:space="preserve"> </w:t>
+      </w:r>
+      <w:r>
+        <w:rPr>
+          <w:rFonts w:ascii="Abadi" w:hAnsi="Abadi" w:cs="Arial"/>
+          <w:b/>
+        </w:rPr>
+        <w:t>1-</w:t>
+      </w:r>
+      <w:r>
+        <w:rPr>
+          <w:rFonts w:ascii="Abadi" w:hAnsi="Abadi" w:cs="Arial"/>
+          <w:bCs/>
+        </w:rPr>
+        <w:t xml:space="preserve"> </w:t>
+      </w:r>
+      <w:r>
+        <w:rPr>
+          <w:rFonts w:ascii="Abadi" w:hAnsi="Abadi" w:cs="Arial"/>
+          <w:bCs/>
+        </w:rPr>
+        <w:t xml:space="preserve">{{TRATAMIENTO_TESTIGO 1}} </w:t>
+      </w:r>
+      <w:r>
+        <w:rPr>
+          <w:rFonts w:ascii="Abadi" w:hAnsi="Abadi" w:cs="Arial"/>
+          <w:b/>
+        </w:rPr>
+        <w:t>{{NOMBRE_TESTIGO 1}},</w:t>
+      </w:r>
+      <w:r>
+        <w:rPr>
+          <w:rFonts w:ascii="Abadi" w:hAnsi="Abadi" w:cs="Arial"/>
+          <w:bCs/>
+        </w:rPr>
+        <w:t xml:space="preserve"> de nacionalidad {{NACIONALIDAD_TESTIGO 1}}, mayor de edad, estado civil {{ESTADO CIVIL_TESTIGO 1}}, titular de la Cédula de Identidad y Electoral No. </w:t>
+      </w:r>
+      <w:r>
+        <w:rPr>
+          <w:rFonts w:ascii="Abadi" w:hAnsi="Abadi" w:cs="Arial"/>
+          <w:b/>
+        </w:rPr>
+        <w:t>{{DOCUMENTO IDENTIDAD_TESTIGO 1}},</w:t>
+      </w:r>
+      <w:r>
+        <w:rPr>
+          <w:rFonts w:ascii="Abadi" w:hAnsi="Abadi" w:cs="Arial"/>
+          <w:bCs/>
+        </w:rPr>
+        <w:t xml:space="preserve"> domiciliado y residente en {{DIRECCION O DOMICILIO_TESTIGO 1}}.</w:t>
+      </w:r>
+      <w:r>
+        <w:rPr>
+          <w:rFonts w:ascii="Abadi" w:hAnsi="Abadi" w:cs="Arial"/>
+          <w:bCs/>
+        </w:rPr>
+        <w:t xml:space="preserve">; </w:t>
+      </w:r>
+      <w:r>
+        <w:rPr>
+          <w:rFonts w:ascii="Abadi" w:hAnsi="Abadi" w:cs="Arial"/>
+          <w:b/>
+        </w:rPr>
+        <w:t>2</w:t>
+      </w:r>
+      <w:r>
+        <w:rPr>
+          <w:rFonts w:ascii="Abadi" w:hAnsi="Abadi" w:cs="Arial"/>
+          <w:bCs/>
+        </w:rPr>
+        <w:t xml:space="preserve">- </w:t>
+      </w:r>
+      <w:r>
+        <w:rPr>
+          <w:rFonts w:ascii="Abadi" w:hAnsi="Abadi" w:cs="Arial"/>
+          <w:bCs/>
+        </w:rPr>
+        <w:t xml:space="preserve">{{TRATAMIENTO_TESTIGO 2}} </w:t>
+      </w:r>
+      <w:r>
+        <w:rPr>
+          <w:rFonts w:ascii="Abadi" w:hAnsi="Abadi" w:cs="Arial"/>
+          <w:b/>
+        </w:rPr>
+        <w:t>{{NOMBRE_TESTIGO 2}}</w:t>
+      </w:r>
+      <w:r>
+        <w:rPr>
+          <w:rFonts w:ascii="Abadi" w:hAnsi="Abadi" w:cs="Arial"/>
+          <w:bCs/>
+        </w:rPr>
+        <w:t>, de nacionalidad {{NACIONALIDAD_TESTIGO 2}}, mayor de edad, estado civil {{ESTADO CIVIL_TESTIGO 2}}, titular de la Cédula de Identidad y Electoral No. {{DOCUMENTO IDENTIDAD_TESTIGO 2}}, domiciliado y residente en {{DIRECCION O DOMICILIO_TESTIGO 2}}.</w:t>
+      </w:r>
+      <w:r>
+        <w:rPr>
+          <w:rFonts w:ascii="Abadi" w:hAnsi="Abadi" w:cs="Arial"/>
+          <w:bCs/>
+        </w:rPr>
+        <w:t xml:space="preserve"> </w:t>
+      </w:r>
+      <w:r>
+        <w:rPr>
+          <w:rFonts w:ascii="Abadi" w:hAnsi="Abadi" w:cs="Arial"/>
+          <w:b/>
+        </w:rPr>
+        <w:t>3-</w:t>
+      </w:r>
+      <w:r>
+        <w:rPr>
+          <w:rFonts w:ascii="Abadi" w:hAnsi="Abadi" w:cs="Arial"/>
+          <w:bCs/>
+        </w:rPr>
+        <w:t xml:space="preserve"> </w:t>
+      </w:r>
+      <w:r>
+        <w:rPr>
+          <w:rFonts w:ascii="Abadi" w:hAnsi="Abadi" w:cs="Arial"/>
+          <w:bCs/>
+        </w:rPr>
+        <w:t xml:space="preserve">{{TRATAMIENTO_TESTIGO 3}} </w:t>
+      </w:r>
+      <w:r>
+        <w:rPr>
+          <w:rFonts w:ascii="Abadi" w:hAnsi="Abadi" w:cs="Arial"/>
+          <w:b/>
+        </w:rPr>
+        <w:t>{{NOMBRE_TESTIGO 3}},</w:t>
+      </w:r>
+      <w:r>
+        <w:rPr>
+          <w:rFonts w:ascii="Abadi" w:hAnsi="Abadi" w:cs="Arial"/>
+          <w:bCs/>
+        </w:rPr>
+        <w:t xml:space="preserve"> de nacionalidad {{NACIONALIDAD_TESTIGO 3}}, mayor de edad, estado civil {{ESTADO CIVIL_TESTIGO 3}}, titular de la Cédula de Identidad y Electoral No. {{DOCUMENTO IDENTIDAD_TESTIGO 3}}, domiciliado y residente en {{DIRECCION O DOMICILIO_TESTIGO 3}}.</w:t>
+      </w:r>
+      <w:r>
+        <w:rPr>
+          <w:rFonts w:ascii="Abadi" w:hAnsi="Abadi" w:cs="Arial"/>
+          <w:bCs/>
+        </w:rPr>
+        <w:t xml:space="preserve">; </w:t>
+      </w:r>
+      <w:r>
+        <w:rPr>
+          <w:rFonts w:ascii="Abadi" w:hAnsi="Abadi" w:cs="Arial"/>
+          <w:b/>
+        </w:rPr>
+        <w:t>4-</w:t>
+      </w:r>
+      <w:r>
+        <w:rPr>
+          <w:rFonts w:ascii="Abadi" w:hAnsi="Abadi" w:cs="Arial"/>
+          <w:bCs/>
+        </w:rPr>
+        <w:t xml:space="preserve"> </w:t>
+      </w:r>
+      <w:r>
+        <w:rPr>
+          <w:rFonts w:ascii="Abadi" w:hAnsi="Abadi" w:cs="Arial"/>
+          <w:bCs/>
+        </w:rPr>
+        <w:t xml:space="preserve">{{TRATAMIENTO_TESTIGO 4}} </w:t>
+      </w:r>
+      <w:r>
+        <w:rPr>
+          <w:rFonts w:ascii="Abadi" w:hAnsi="Abadi" w:cs="Arial"/>
+          <w:b/>
+        </w:rPr>
+        <w:t>{{NOMBRE_TESTIGO 4}},</w:t>
+      </w:r>
+      <w:r>
+        <w:rPr>
+          <w:rFonts w:ascii="Abadi" w:hAnsi="Abadi" w:cs="Arial"/>
+          <w:bCs/>
+        </w:rPr>
+        <w:t xml:space="preserve"> de nacionalidad {{NACIONALIDAD_TESTIGO 4}}, mayor de edad, estado civil {{ESTADO CIVIL_TESTIGO 4}}, titular de la Cédula de Identidad y Electoral No. {{DOCUMENTO IDENTIDAD_TESTIGO 4}}, domiciliado y residente en {{DIRECCION O DOMICILIO_TESTIGO 4}}.</w:t>
+      </w:r>
+      <w:r>
+        <w:rPr>
+          <w:rFonts w:ascii="Abadi" w:hAnsi="Abadi" w:cs="Arial"/>
+          <w:bCs/>
+        </w:rPr>
+        <w:t xml:space="preserve"> </w:t>
+      </w:r>
+      <w:r>
+        <w:rPr>
+          <w:rFonts w:ascii="Abadi" w:hAnsi="Abadi" w:cs="Arial"/>
+          <w:b/>
+        </w:rPr>
+        <w:t>5-</w:t>
+      </w:r>
+      <w:r>
+        <w:rPr>
+          <w:rFonts w:ascii="Abadi" w:hAnsi="Abadi" w:cs="Arial"/>
+          <w:bCs/>
+        </w:rPr>
+        <w:t xml:space="preserve"> </w:t>
+      </w:r>
+      <w:r>
+        <w:rPr>
+          <w:rFonts w:ascii="Abadi" w:hAnsi="Abadi" w:cs="Arial"/>
+          <w:b/>
+        </w:rPr>
+        <w:t>{{</w:t>
+      </w:r>
+      <w:r>
+        <w:rPr>
+          <w:rFonts w:ascii="Abadi" w:hAnsi="Abadi" w:cs="Arial"/>
+          <w:bCs/>
+        </w:rPr>
+        <w:t xml:space="preserve">TRATAMIENTO_TESTIGO 5}} </w:t>
+      </w:r>
+      <w:r>
+        <w:rPr>
+          <w:rFonts w:ascii="Abadi" w:hAnsi="Abadi" w:cs="Arial"/>
+          <w:b/>
+        </w:rPr>
+        <w:t>{{NOMBRE_TESTIGO 5}},</w:t>
+      </w:r>
+      <w:r>
+        <w:rPr>
+          <w:rFonts w:ascii="Abadi" w:hAnsi="Abadi" w:cs="Arial"/>
+          <w:bCs/>
+        </w:rPr>
+        <w:t xml:space="preserve"> de nacionalidad {{NACIONALIDAD_TESTIGO 5}}, mayor de edad, estado civil {{ESTADO CIVIL_TESTIGO 5}}, titular de la Cédula de Identidad y Electoral No. {{DOCUMENTO IDENTIDAD_TESTIGO 5}}, domiciliado y residente en {{DIRECCION O DOMICILIO_TESTIGO 5}}</w:t>
+      </w:r>
+      <w:r>
+        <w:rPr>
+          <w:rFonts w:ascii="Abadi" w:hAnsi="Abadi" w:cs="Arial"/>
+          <w:bCs/>
+        </w:rPr>
+        <w:t xml:space="preserve">; </w:t>
+      </w:r>
+      <w:r>
+        <w:rPr>
+          <w:rFonts w:ascii="Abadi" w:hAnsi="Abadi" w:cs="Arial"/>
+          <w:b/>
+        </w:rPr>
+        <w:t>6</w:t>
+      </w:r>
+      <w:r>
+        <w:rPr>
+          <w:rFonts w:ascii="Abadi" w:hAnsi="Abadi" w:cs="Arial"/>
+          <w:b/>
+        </w:rPr>
+        <w:t>-</w:t>
+      </w:r>
+      <w:r>
+        <w:rPr>
+          <w:rFonts w:ascii="Abadi" w:hAnsi="Abadi" w:cs="Arial"/>
+          <w:bCs/>
+        </w:rPr>
+        <w:t xml:space="preserve"> </w:t>
+      </w:r>
+      <w:r>
+        <w:rPr>
+          <w:rFonts w:ascii="Abadi" w:hAnsi="Abadi" w:cs="Arial"/>
+          <w:b/>
+        </w:rPr>
+        <w:t>{{</w:t>
+      </w:r>
+      <w:r>
+        <w:rPr>
+          <w:rFonts w:ascii="Abadi" w:hAnsi="Abadi" w:cs="Arial"/>
+          <w:bCs/>
+        </w:rPr>
+        <w:t xml:space="preserve">TRATAMIENTO_TESTIGO </w:t>
+      </w:r>
+      <w:r>
+        <w:rPr>
+          <w:rFonts w:ascii="Abadi" w:hAnsi="Abadi" w:cs="Arial"/>
+          <w:bCs/>
+        </w:rPr>
+        <w:t>6</w:t>
+      </w:r>
+      <w:r>
+        <w:rPr>
+          <w:rFonts w:ascii="Abadi" w:hAnsi="Abadi" w:cs="Arial"/>
+          <w:bCs/>
+        </w:rPr>
+        <w:t xml:space="preserve">}} </w:t>
+      </w:r>
+      <w:r>
+        <w:rPr>
+          <w:rFonts w:ascii="Abadi" w:hAnsi="Abadi" w:cs="Arial"/>
+          <w:b/>
+        </w:rPr>
+        <w:t xml:space="preserve">{{NOMBRE_TESTIGO </w:t>
+      </w:r>
+      <w:r>
+        <w:rPr>
+          <w:rFonts w:ascii="Abadi" w:hAnsi="Abadi" w:cs="Arial"/>
+          <w:b/>
+        </w:rPr>
+        <w:t>6</w:t>
+      </w:r>
+      <w:r>
+        <w:rPr>
+          <w:rFonts w:ascii="Abadi" w:hAnsi="Abadi" w:cs="Arial"/>
+          <w:b/>
+        </w:rPr>
+        <w:t>}},</w:t>
+      </w:r>
+      <w:r>
+        <w:rPr>
+          <w:rFonts w:ascii="Abadi" w:hAnsi="Abadi" w:cs="Arial"/>
+          <w:bCs/>
+        </w:rPr>
+        <w:t xml:space="preserve"> de nacionalidad {{NACIONALIDAD_TESTIGO </w:t>
+      </w:r>
+      <w:r>
+        <w:rPr>
+          <w:rFonts w:ascii="Abadi" w:hAnsi="Abadi" w:cs="Arial"/>
+          <w:bCs/>
+        </w:rPr>
+        <w:t>6</w:t>
+      </w:r>
+      <w:r>
+        <w:rPr>
+          <w:rFonts w:ascii="Abadi" w:hAnsi="Abadi" w:cs="Arial"/>
+          <w:bCs/>
+        </w:rPr>
+        <w:t xml:space="preserve">}}, mayor de edad, estado civil {{ESTADO CIVIL_TESTIGO </w:t>
+      </w:r>
+      <w:r>
+        <w:rPr>
+          <w:rFonts w:ascii="Abadi" w:hAnsi="Abadi" w:cs="Arial"/>
+          <w:bCs/>
+        </w:rPr>
+        <w:t>6</w:t>
+      </w:r>
+      <w:r>
+        <w:rPr>
+          <w:rFonts w:ascii="Abadi" w:hAnsi="Abadi" w:cs="Arial"/>
+          <w:bCs/>
+        </w:rPr>
+        <w:t xml:space="preserve">}}, titular de la Cédula de Identidad y Electoral No. {{DOCUMENTO IDENTIDAD_TESTIGO </w:t>
+      </w:r>
+      <w:r>
+        <w:rPr>
+          <w:rFonts w:ascii="Abadi" w:hAnsi="Abadi" w:cs="Arial"/>
+          <w:bCs/>
+        </w:rPr>
+        <w:t>6</w:t>
+      </w:r>
+      <w:r>
+        <w:rPr>
+          <w:rFonts w:ascii="Abadi" w:hAnsi="Abadi" w:cs="Arial"/>
+          <w:bCs/>
+        </w:rPr>
+        <w:t xml:space="preserve">}}, domiciliado y residente en {{DIRECCION O DOMICILIO_TESTIGO </w:t>
+      </w:r>
+      <w:r>
+        <w:rPr>
+          <w:rFonts w:ascii="Abadi" w:hAnsi="Abadi" w:cs="Arial"/>
+          <w:bCs/>
+        </w:rPr>
+        <w:t>6</w:t>
+      </w:r>
+      <w:r>
+        <w:rPr>
+          <w:rFonts w:ascii="Abadi" w:hAnsi="Abadi" w:cs="Arial"/>
+          <w:bCs/>
+        </w:rPr>
+        <w:t>}}</w:t>
+      </w:r>
+      <w:r>
+        <w:rPr>
+          <w:rFonts w:ascii="Abadi" w:hAnsi="Abadi" w:cs="Arial"/>
+          <w:bCs/>
+        </w:rPr>
+        <w:t xml:space="preserve">; y </w:t>
+      </w:r>
+      <w:r>
+        <w:rPr>
+          <w:rFonts w:ascii="Abadi" w:hAnsi="Abadi" w:cs="Arial"/>
+          <w:b/>
+        </w:rPr>
+        <w:t>7</w:t>
+      </w:r>
+      <w:r>
+        <w:rPr>
+          <w:rFonts w:ascii="Abadi" w:hAnsi="Abadi" w:cs="Arial"/>
+          <w:b/>
+        </w:rPr>
+        <w:t>-</w:t>
+      </w:r>
+      <w:r>
+        <w:rPr>
+          <w:rFonts w:ascii="Abadi" w:hAnsi="Abadi" w:cs="Arial"/>
+          <w:bCs/>
+        </w:rPr>
+        <w:t xml:space="preserve"> </w:t>
+      </w:r>
+      <w:r>
+        <w:rPr>
+          <w:rFonts w:ascii="Abadi" w:hAnsi="Abadi" w:cs="Arial"/>
+          <w:b/>
+        </w:rPr>
+        <w:t>{{</w:t>
+      </w:r>
+      <w:r>
+        <w:rPr>
+          <w:rFonts w:ascii="Abadi" w:hAnsi="Abadi" w:cs="Arial"/>
+          <w:bCs/>
+        </w:rPr>
+        <w:t xml:space="preserve">TRATAMIENTO_TESTIGO </w:t>
+      </w:r>
+      <w:r>
+        <w:rPr>
+          <w:rFonts w:ascii="Abadi" w:hAnsi="Abadi" w:cs="Arial"/>
+          <w:bCs/>
+        </w:rPr>
+        <w:t>7</w:t>
+      </w:r>
+      <w:r>
+        <w:rPr>
+          <w:rFonts w:ascii="Abadi" w:hAnsi="Abadi" w:cs="Arial"/>
+          <w:bCs/>
+        </w:rPr>
+        <w:t xml:space="preserve">}} </w:t>
+      </w:r>
+      <w:r>
+        <w:rPr>
+          <w:rFonts w:ascii="Abadi" w:hAnsi="Abadi" w:cs="Arial"/>
+          <w:b/>
+        </w:rPr>
+        <w:t xml:space="preserve">{{NOMBRE_TESTIGO </w:t>
+      </w:r>
+      <w:r>
+        <w:rPr>
+          <w:rFonts w:ascii="Abadi" w:hAnsi="Abadi" w:cs="Arial"/>
+          <w:b/>
+        </w:rPr>
+        <w:t>7</w:t>
+      </w:r>
+      <w:r>
+        <w:rPr>
+          <w:rFonts w:ascii="Abadi" w:hAnsi="Abadi" w:cs="Arial"/>
+          <w:b/>
+        </w:rPr>
+        <w:t>}},</w:t>
+      </w:r>
+      <w:r>
+        <w:rPr>
+          <w:rFonts w:ascii="Abadi" w:hAnsi="Abadi" w:cs="Arial"/>
+          <w:bCs/>
+        </w:rPr>
+        <w:t xml:space="preserve"> de nacionalidad {{NACIONALIDAD_TESTIGO </w:t>
+      </w:r>
+      <w:r>
+        <w:rPr>
+          <w:rFonts w:ascii="Abadi" w:hAnsi="Abadi" w:cs="Arial"/>
+          <w:bCs/>
+        </w:rPr>
+        <w:t>7</w:t>
+      </w:r>
+      <w:r>
+        <w:rPr>
+          <w:rFonts w:ascii="Abadi" w:hAnsi="Abadi" w:cs="Arial"/>
+          <w:bCs/>
+        </w:rPr>
+        <w:t xml:space="preserve">}}, mayor de edad, estado civil {{ESTADO CIVIL_TESTIGO </w:t>
+      </w:r>
+      <w:r>
+        <w:rPr>
+          <w:rFonts w:ascii="Abadi" w:hAnsi="Abadi" w:cs="Arial"/>
+          <w:bCs/>
+        </w:rPr>
+        <w:t>7</w:t>
+      </w:r>
+      <w:r>
+        <w:rPr>
+          <w:rFonts w:ascii="Abadi" w:hAnsi="Abadi" w:cs="Arial"/>
+          <w:bCs/>
+        </w:rPr>
+        <w:t xml:space="preserve">}}, titular de la Cédula de Identidad y Electoral No. {{DOCUMENTO IDENTIDAD_TESTIGO </w:t>
+      </w:r>
+      <w:r>
+        <w:rPr>
+          <w:rFonts w:ascii="Abadi" w:hAnsi="Abadi" w:cs="Arial"/>
+          <w:bCs/>
+        </w:rPr>
+        <w:t>7</w:t>
+      </w:r>
+      <w:r>
+        <w:rPr>
+          <w:rFonts w:ascii="Abadi" w:hAnsi="Abadi" w:cs="Arial"/>
+          <w:bCs/>
+        </w:rPr>
+        <w:t xml:space="preserve">}}, domiciliado y residente en {{DIRECCION O DOMICILIO_TESTIGO </w:t>
+      </w:r>
+      <w:r>
+        <w:rPr>
+          <w:rFonts w:ascii="Abadi" w:hAnsi="Abadi" w:cs="Arial"/>
+          <w:bCs/>
+        </w:rPr>
+        <w:t>7</w:t>
+      </w:r>
+      <w:r>
+        <w:rPr>
+          <w:rFonts w:ascii="Abadi" w:hAnsi="Abadi" w:cs="Arial"/>
+          <w:bCs/>
+        </w:rPr>
+        <w:t>}}</w:t>
+      </w:r>
+      <w:r>
+        <w:rPr>
+          <w:rFonts w:ascii="Abadi" w:hAnsi="Abadi" w:cs="Arial"/>
+          <w:bCs/>
+        </w:rPr>
+        <w:t>;</w:t>
+      </w:r>
+      <w:r>
+        <w:rPr>
+          <w:rFonts w:ascii="Abadi" w:hAnsi="Abadi"/>
+        </w:rPr>
+        <w:t xml:space="preserve"> siendo </w:t>
+      </w:r>
+      <w:r>
+        <w:rPr>
+          <w:rFonts w:ascii="Abadi" w:hAnsi="Abadi"/>
+          <w:b/>
+          <w:bCs/>
+        </w:rPr>
+        <w:t>LOS COMPARECIENTES</w:t>
+      </w:r>
+      <w:r>
+        <w:rPr>
+          <w:rFonts w:ascii="Abadi" w:hAnsi="Abadi"/>
+        </w:rPr>
+        <w:t>, previos juramentos de ley, me han manifestado lo siguiente:</w:t>
+      </w:r>
+    </w:p>
+    <w:p>
+      <w:pPr>
+        <w:spacing w:after="0" w:line="240" w:lineRule="auto"/>
+        <w:jc w:val="both"/>
+        <w:rPr>
+          <w:rFonts w:ascii="Abadi" w:hAnsi="Abadi"/>
+        </w:rPr>
+      </w:pPr>
+    </w:p>
+    <w:p>
+      <w:pPr>
+        <w:spacing w:after="0" w:line="240" w:lineRule="auto"/>
+        <w:jc w:val="both"/>
+        <w:rPr>
+          <w:rFonts w:ascii="Abadi" w:hAnsi="Abadi"/>
+        </w:rPr>
+      </w:pPr>
+      <w:r>
+        <w:rPr>
+          <w:rFonts w:ascii="Abadi" w:hAnsi="Abadi"/>
+          <w:b/>
+          <w:bCs/>
+        </w:rPr>
+        <w:t>PRIMERA</w:t>
+      </w:r>
+      <w:r>
+        <w:rPr>
+          <w:rFonts w:ascii="Abadi" w:hAnsi="Abadi"/>
+        </w:rPr>
+        <w:t xml:space="preserve">: </w:t>
+      </w:r>
+      <w:r>
+        <w:rPr>
+          <w:rFonts w:ascii="Abadi" w:hAnsi="Abadi"/>
+          <w:b/>
+          <w:bCs/>
+        </w:rPr>
+        <w:t>IDENTIFICACIÓN DEL INMUEBLE</w:t>
+      </w:r>
+      <w:r>
+        <w:rPr>
+          <w:rFonts w:ascii="Abadi" w:hAnsi="Abadi"/>
+        </w:rPr>
+        <w:t xml:space="preserve">. Que conocen perfectamente el inmueble ubicado en </w:t>
+      </w:r>
+      <w:r>
+        <w:rPr>
+          <w:rFonts w:ascii="Abadi" w:hAnsi="Abadi"/>
+          <w:b/>
+          <w:bCs/>
+        </w:rPr>
+        <w:t>{{DATOS_INMUEBLE_POSESION}}</w:t>
+      </w:r>
+      <w:r>
+        <w:rPr>
+          <w:rFonts w:ascii="Abadi" w:hAnsi="Abadi"/>
+        </w:rPr>
+        <w:t xml:space="preserve">, el cual es propiedad de </w:t>
+      </w:r>
+      <w:r>
+        <w:rPr>
+          <w:rFonts w:ascii="Abadi" w:hAnsi="Abadi"/>
+          <w:b/>
+          <w:bCs/>
+        </w:rPr>
+        <w:t>{{TRATAMIENTO_PROPIETARIO}}</w:t>
+      </w:r>
+      <w:r>
+        <w:rPr>
+          <w:rFonts w:ascii="Abadi" w:hAnsi="Abadi"/>
+        </w:rPr>
+        <w:t xml:space="preserve"> </w:t>
+      </w:r>
+      <w:r>
+        <w:rPr>
+          <w:rFonts w:ascii="Abadi" w:hAnsi="Abadi"/>
+          <w:b/>
+          <w:bCs/>
+        </w:rPr>
+        <w:t>{{NOMBRE_PROPIETARIO}}</w:t>
+      </w:r>
+      <w:r>
+        <w:rPr>
+          <w:rFonts w:ascii="Abadi" w:hAnsi="Abadi"/>
+        </w:rPr>
         <w:t>.</w:t>
       </w:r>
     </w:p>
     <w:p>
-      <w:r>
-        <w:t xml:space="preserve">Su función no es técnica (eso lo hace el agrimensor), sino </w:t>
-      </w:r>
-      <w:r>
-        <w:rPr>
-          <w:b/>
-          <w:bCs/>
-        </w:rPr>
-        <w:t>probatoria</w:t>
-      </w:r>
-      <w:r>
-        <w:t xml:space="preserve">: sirve para que los colindantes y testigos den fe de que los límites y la posesión del terreno han sido respetados por décadas. Se fundamenta en la </w:t>
-      </w:r>
-      <w:r>
-        <w:rPr>
-          <w:b/>
-          <w:bCs/>
-        </w:rPr>
-        <w:t>Ley No. 108-05 de Registro Inmobiliario</w:t>
-      </w:r>
-      <w:r>
-        <w:t xml:space="preserve"> y la </w:t>
-      </w:r>
-      <w:r>
-        <w:rPr>
-          <w:b/>
-          <w:bCs/>
-        </w:rPr>
-        <w:t>Ley No. 140-15 del Notariado</w:t>
-      </w:r>
-      <w:r>
+      <w:pPr>
+        <w:spacing w:after="0" w:line="240" w:lineRule="auto"/>
+        <w:jc w:val="both"/>
+        <w:rPr>
+          <w:rFonts w:ascii="Abadi" w:hAnsi="Abadi"/>
+        </w:rPr>
+      </w:pPr>
+    </w:p>
+    <w:p>
+      <w:pPr>
+        <w:spacing w:after="0" w:line="240" w:lineRule="auto"/>
+        <w:jc w:val="both"/>
+        <w:rPr>
+          <w:rFonts w:ascii="Abadi" w:hAnsi="Abadi"/>
+        </w:rPr>
+      </w:pPr>
+      <w:r>
+        <w:rPr>
+          <w:rFonts w:ascii="Abadi" w:hAnsi="Abadi"/>
+          <w:b/>
+          <w:bCs/>
+        </w:rPr>
+        <w:t>SEGUNDA: SOBRE LA POSESIÓN</w:t>
+      </w:r>
+      <w:r>
+        <w:rPr>
+          <w:rFonts w:ascii="Abadi" w:hAnsi="Abadi"/>
+        </w:rPr>
+        <w:t xml:space="preserve">. Que les consta de manera pública y notoria que </w:t>
+      </w:r>
+      <w:r>
+        <w:rPr>
+          <w:rFonts w:ascii="Abadi" w:hAnsi="Abadi"/>
+          <w:b/>
+          <w:bCs/>
+        </w:rPr>
+        <w:t>{{TRATAMIENTO_PROPIETARIO}}</w:t>
+      </w:r>
+      <w:r>
+        <w:rPr>
+          <w:rFonts w:ascii="Abadi" w:hAnsi="Abadi"/>
+        </w:rPr>
+        <w:t xml:space="preserve"> </w:t>
+      </w:r>
+      <w:r>
+        <w:rPr>
+          <w:rFonts w:ascii="Abadi" w:hAnsi="Abadi"/>
+          <w:b/>
+          <w:bCs/>
+        </w:rPr>
+        <w:t>{{NOMBRE_PROPIETARIO}}</w:t>
+      </w:r>
+      <w:r>
+        <w:rPr>
+          <w:rFonts w:ascii="Abadi" w:hAnsi="Abadi"/>
+        </w:rPr>
+        <w:t xml:space="preserve"> ha mantenido la posesión material del referido inmueble de forma pacífica, pública, ininterrumpida y de buena fe, ejerciendo sobre el mismo acto</w:t>
+      </w:r>
+      <w:r>
+        <w:rPr>
+          <w:rFonts w:ascii="Abadi" w:hAnsi="Abadi"/>
+        </w:rPr>
+        <w:t xml:space="preserve"> </w:t>
+      </w:r>
+      <w:r>
+        <w:rPr>
+          <w:rFonts w:ascii="Abadi" w:hAnsi="Abadi"/>
+        </w:rPr>
+        <w:t>de</w:t>
+      </w:r>
+      <w:r>
+        <w:rPr>
+          <w:rFonts w:ascii="Abadi" w:hAnsi="Abadi"/>
+        </w:rPr>
+        <w:t xml:space="preserve"> la </w:t>
+      </w:r>
+      <w:proofErr w:type="spellStart"/>
+      <w:r>
+        <w:rPr>
+          <w:rFonts w:ascii="Abadi" w:hAnsi="Abadi"/>
+        </w:rPr>
+        <w:t>dueñ</w:t>
+      </w:r>
+      <w:proofErr w:type="spellEnd"/>
+      <w:r>
+        <w:rPr>
+          <w:rFonts w:ascii="Abadi" w:hAnsi="Abadi"/>
+        </w:rPr>
+        <w:t>(a)</w:t>
+      </w:r>
+      <w:r>
+        <w:rPr>
+          <w:rFonts w:ascii="Abadi" w:hAnsi="Abadi"/>
+        </w:rPr>
+        <w:t>, tales como limpieza, cercado, cultivo o edificación.</w:t>
+      </w:r>
+    </w:p>
+    <w:p>
+      <w:pPr>
+        <w:spacing w:after="0" w:line="240" w:lineRule="auto"/>
+        <w:jc w:val="both"/>
+        <w:rPr>
+          <w:rFonts w:ascii="Abadi" w:hAnsi="Abadi"/>
+        </w:rPr>
+      </w:pPr>
+    </w:p>
+    <w:p>
+      <w:pPr>
+        <w:spacing w:after="0" w:line="240" w:lineRule="auto"/>
+        <w:jc w:val="both"/>
+        <w:rPr>
+          <w:rFonts w:ascii="Abadi" w:hAnsi="Abadi"/>
+        </w:rPr>
+      </w:pPr>
+      <w:r>
+        <w:rPr>
+          <w:rFonts w:ascii="Abadi" w:hAnsi="Abadi"/>
+          <w:b/>
+          <w:bCs/>
+        </w:rPr>
+        <w:t>TERCERA: RESPETO A LOS LINDEROS.</w:t>
+      </w:r>
+      <w:r>
+        <w:rPr>
+          <w:rFonts w:ascii="Abadi" w:hAnsi="Abadi"/>
+        </w:rPr>
+        <w:t xml:space="preserve"> Los testigos dan fe de que los límites o linderos que el propietario pretende rectificar (conforme al plano levantado por el Agrimensor </w:t>
+      </w:r>
+      <w:r>
+        <w:rPr>
+          <w:rFonts w:ascii="Abadi" w:hAnsi="Abadi"/>
+          <w:b/>
+          <w:bCs/>
+        </w:rPr>
+        <w:t>{{NOMBRE_AGRIMENSOR}}</w:t>
+      </w:r>
+      <w:r>
+        <w:rPr>
+          <w:rFonts w:ascii="Abadi" w:hAnsi="Abadi"/>
+        </w:rPr>
+        <w:t>) son los mismos que históricamente han definido la propiedad, no existiendo a la fecha conflictos, litigios ni oposiciones con los vecinos o colindantes sobre dichas medidas.</w:t>
+      </w:r>
+    </w:p>
+    <w:p>
+      <w:pPr>
+        <w:spacing w:after="0" w:line="240" w:lineRule="auto"/>
+        <w:jc w:val="both"/>
+        <w:rPr>
+          <w:rFonts w:ascii="Abadi" w:hAnsi="Abadi"/>
+        </w:rPr>
+      </w:pPr>
+    </w:p>
+    <w:p>
+      <w:pPr>
+        <w:spacing w:after="0" w:line="240" w:lineRule="auto"/>
+        <w:jc w:val="both"/>
+        <w:rPr>
+          <w:rFonts w:ascii="Abadi" w:hAnsi="Abadi"/>
+        </w:rPr>
+      </w:pPr>
+      <w:r>
+        <w:rPr>
+          <w:rFonts w:ascii="Abadi" w:hAnsi="Abadi"/>
+          <w:b/>
+          <w:bCs/>
+        </w:rPr>
+        <w:t>CUARTA: OBJETO DEL ACTO</w:t>
+      </w:r>
+      <w:r>
+        <w:rPr>
+          <w:rFonts w:ascii="Abadi" w:hAnsi="Abadi"/>
+        </w:rPr>
+        <w:t xml:space="preserve">. Los comparecientes declaran que el presente acto se instrumenta para ser depositado por ante el Registro de Títulos y la Dirección Regional de Mensuras Catastrales, como medio de prueba suplementario en el proceso de </w:t>
+      </w:r>
+      <w:r>
+        <w:rPr>
+          <w:rFonts w:ascii="Abadi" w:hAnsi="Abadi"/>
+          <w:b/>
+          <w:bCs/>
+        </w:rPr>
+        <w:t>{{TIPO_TRABAJO_MENSURA}}</w:t>
+      </w:r>
+      <w:r>
+        <w:rPr>
+          <w:rFonts w:ascii="Abadi" w:hAnsi="Abadi"/>
+        </w:rPr>
         <w:t>.</w:t>
       </w:r>
     </w:p>
     <w:p>
-      <w:r>
-        <w:pict w14:anchorId="728FD547">
-          <v:rect id="_x0000_i1043" style="width:0;height:1.5pt" o:hralign="center" o:hrstd="t" o:hr="t" fillcolor="#a0a0a0" stroked="f"/>
-        </w:pict>
-      </w:r>
-    </w:p>
-    <w:p>
-      <w:pPr>
-        <w:rPr>
-          <w:b/>
-          <w:bCs/>
-        </w:rPr>
-      </w:pPr>
-      <w:r>
-        <w:rPr>
-          <w:b/>
-          <w:bCs/>
-        </w:rPr>
-        <w:t>ACTO NÚMERO [_______</w:t>
-      </w:r>
-      <w:proofErr w:type="gramStart"/>
-      <w:r>
-        <w:rPr>
-          <w:b/>
-          <w:bCs/>
-        </w:rPr>
-        <w:t>].-</w:t>
-      </w:r>
-      <w:proofErr w:type="gramEnd"/>
-      <w:r>
-        <w:rPr>
-          <w:b/>
-          <w:bCs/>
-        </w:rPr>
-        <w:t xml:space="preserve"> (ACTO DE NOTORIEDAD DE POSESIÓN Y LINDEROS)</w:t>
-      </w:r>
-    </w:p>
-    <w:p>
-      <w:r>
-        <w:t xml:space="preserve">En la ciudad de [Ciudad], República Dominicana, hoy día [Día] del mes de [Mes] del año 2026; por ante mí, </w:t>
-      </w:r>
-      <w:r>
-        <w:rPr>
-          <w:b/>
-          <w:bCs/>
-        </w:rPr>
-        <w:t>[NOMBRE DEL NOTARIO]</w:t>
-      </w:r>
-      <w:r>
-        <w:t xml:space="preserve">, dominicano, mayor de edad, Abogado Notario Público de los del número del [Distrito Nacional / Municipio], titular de la Cédula No. [Número], con estudio profesional en [Dirección]; </w:t>
-      </w:r>
-      <w:r>
-        <w:rPr>
-          <w:b/>
-          <w:bCs/>
-        </w:rPr>
-        <w:t>HAN COMPARECIDO</w:t>
-      </w:r>
-      <w:r>
-        <w:t xml:space="preserve"> de manera libre y voluntaria los señores:</w:t>
-      </w:r>
-    </w:p>
-    <w:p>
-      <w:pPr>
-        <w:numPr>
-          <w:ilvl w:val="0"/>
-          <w:numId w:val="1"/>
-        </w:numPr>
-      </w:pPr>
-      <w:r>
-        <w:rPr>
-          <w:b/>
-          <w:bCs/>
-        </w:rPr>
-        <w:t>[TESTIGO 1]</w:t>
-      </w:r>
-      <w:r>
-        <w:t>, dominicano, mayor de edad, Cédula [Número], [Domicilio].</w:t>
-      </w:r>
-    </w:p>
-    <w:p>
-      <w:pPr>
-        <w:numPr>
-          <w:ilvl w:val="0"/>
-          <w:numId w:val="1"/>
-        </w:numPr>
-      </w:pPr>
-      <w:r>
-        <w:rPr>
-          <w:b/>
-          <w:bCs/>
-        </w:rPr>
-        <w:t>[TESTIGO 2]</w:t>
-      </w:r>
-      <w:r>
-        <w:t>, dominicano, mayor de edad, Cédula [Número], [Domicilio].</w:t>
-      </w:r>
-    </w:p>
-    <w:p>
-      <w:pPr>
-        <w:numPr>
-          <w:ilvl w:val="0"/>
-          <w:numId w:val="1"/>
-        </w:numPr>
-      </w:pPr>
-      <w:r>
-        <w:rPr>
-          <w:b/>
-          <w:bCs/>
-        </w:rPr>
-        <w:t>[TESTIGO 3]</w:t>
-      </w:r>
-      <w:r>
-        <w:t>, dominicano, mayor de edad, Cédula [Número], [Domicilio].</w:t>
-      </w:r>
-    </w:p>
-    <w:p>
-      <w:pPr>
-        <w:numPr>
-          <w:ilvl w:val="0"/>
-          <w:numId w:val="1"/>
-        </w:numPr>
-      </w:pPr>
-      <w:r>
-        <w:rPr>
-          <w:b/>
-          <w:bCs/>
-        </w:rPr>
-        <w:t>[TESTIGO 4]</w:t>
-      </w:r>
-      <w:r>
-        <w:t>, dominicano, mayor de edad, Cédula [Número], [Domicilio].</w:t>
-      </w:r>
-    </w:p>
-    <w:p>
-      <w:pPr>
-        <w:numPr>
-          <w:ilvl w:val="0"/>
-          <w:numId w:val="1"/>
-        </w:numPr>
-      </w:pPr>
-      <w:r>
-        <w:rPr>
-          <w:b/>
-          <w:bCs/>
-        </w:rPr>
-        <w:t>[TESTIGO 5]</w:t>
-      </w:r>
-      <w:r>
-        <w:t>, dominicano, mayor de edad, Cédula [Número], [Domicilio].</w:t>
-      </w:r>
-    </w:p>
-    <w:p>
-      <w:pPr>
-        <w:numPr>
-          <w:ilvl w:val="0"/>
-          <w:numId w:val="1"/>
-        </w:numPr>
-      </w:pPr>
-      <w:r>
-        <w:rPr>
-          <w:b/>
-          <w:bCs/>
-        </w:rPr>
-        <w:t>[TESTIGO 6]</w:t>
-      </w:r>
-      <w:r>
-        <w:t>, dominicano, mayor de edad, Cédula [Número], [Domicilio].</w:t>
-      </w:r>
-    </w:p>
-    <w:p>
-      <w:pPr>
-        <w:numPr>
-          <w:ilvl w:val="0"/>
-          <w:numId w:val="1"/>
-        </w:numPr>
-      </w:pPr>
-      <w:r>
-        <w:rPr>
-          <w:b/>
-          <w:bCs/>
-        </w:rPr>
-        <w:t>[TESTIGO 7]</w:t>
-      </w:r>
-      <w:r>
-        <w:t>, dominicano, mayor de edad, Cédula [Número], [Domicilio].</w:t>
-      </w:r>
-    </w:p>
-    <w:p>
-      <w:r>
-        <w:rPr>
-          <w:b/>
-          <w:bCs/>
-        </w:rPr>
-        <w:t>LOS COMPARECIENTES</w:t>
-      </w:r>
-      <w:r>
-        <w:t>, testigos requeridos al efecto, previa declaración jurada de decir la verdad, me han manifestado de manera unánime lo siguiente:</w:t>
-      </w:r>
-    </w:p>
-    <w:p>
-      <w:pPr>
-        <w:rPr>
-          <w:b/>
-          <w:bCs/>
-        </w:rPr>
-      </w:pPr>
-      <w:r>
-        <w:rPr>
-          <w:b/>
-          <w:bCs/>
-        </w:rPr>
-        <w:t>CLÁUSULAS</w:t>
-      </w:r>
-    </w:p>
-    <w:p>
-      <w:r>
-        <w:rPr>
-          <w:b/>
-          <w:bCs/>
-        </w:rPr>
-        <w:t>PRIMERA: CONOCIMIENTO DEL INMUEBLE.</w:t>
-      </w:r>
-      <w:r>
-        <w:t xml:space="preserve"> Que conocen de manera personal y por trato directo desde hace más de [Número] años el inmueble propiedad del señor/a </w:t>
-      </w:r>
-      <w:r>
-        <w:rPr>
-          <w:b/>
-          <w:bCs/>
-        </w:rPr>
-        <w:t>[NOMBRE DEL PROPIETARIO]</w:t>
-      </w:r>
-      <w:r>
-        <w:t>, el cual consiste en:</w:t>
-      </w:r>
-    </w:p>
-    <w:p>
-      <w:r>
-        <w:rPr>
-          <w:i/>
-          <w:iCs/>
-        </w:rPr>
-        <w:t>“DESCRIPCIÓN: [Citar datos de la Parcela, Matrícula o Designación Catastral conforme al Título original]”</w:t>
-      </w:r>
-      <w:r>
-        <w:t>.</w:t>
-      </w:r>
-    </w:p>
-    <w:p>
-      <w:r>
-        <w:rPr>
-          <w:b/>
-          <w:bCs/>
-        </w:rPr>
-        <w:t>SEGUNDA: SOBRE LA POSESIÓN.</w:t>
-      </w:r>
-      <w:r>
-        <w:t xml:space="preserve"> Que les consta de manera pública y notoria que el señor/a </w:t>
-      </w:r>
-      <w:r>
-        <w:rPr>
-          <w:b/>
-          <w:bCs/>
-        </w:rPr>
-        <w:t>[PROPIETARIO]</w:t>
-      </w:r>
-      <w:r>
-        <w:t xml:space="preserve"> ha mantenido la posesión material del referido inmueble de forma </w:t>
-      </w:r>
-      <w:r>
-        <w:rPr>
-          <w:b/>
-          <w:bCs/>
-        </w:rPr>
-        <w:t>pacífica, pública, ininterrumpida y de buena fe</w:t>
-      </w:r>
-      <w:r>
-        <w:t xml:space="preserve">, ejerciendo sobre el </w:t>
-      </w:r>
-      <w:proofErr w:type="gramStart"/>
-      <w:r>
-        <w:t>mismo actos</w:t>
-      </w:r>
-      <w:proofErr w:type="gramEnd"/>
-      <w:r>
-        <w:t xml:space="preserve"> de dueño (limpieza, cercado, cultivo o edificación).</w:t>
-      </w:r>
-    </w:p>
-    <w:p>
-      <w:r>
-        <w:rPr>
+      <w:pPr>
+        <w:spacing w:after="0" w:line="240" w:lineRule="auto"/>
+        <w:jc w:val="both"/>
+        <w:rPr>
+          <w:rFonts w:ascii="Abadi" w:hAnsi="Abadi"/>
+        </w:rPr>
+      </w:pPr>
+    </w:p>
+    <w:p>
+      <w:pPr>
+        <w:spacing w:after="0" w:line="240" w:lineRule="auto"/>
+        <w:jc w:val="both"/>
+        <w:rPr>
+          <w:rFonts w:ascii="Abadi" w:hAnsi="Abadi"/>
+        </w:rPr>
+      </w:pPr>
+      <w:r>
+        <w:rPr>
+          <w:rFonts w:ascii="Abadi" w:hAnsi="Abadi"/>
           <w:b/>
           <w:bCs/>
         </w:rPr>
         <w:lastRenderedPageBreak/>
-        <w:t>TERCERA: RESPETO A LOS LINDEROS.</w:t>
-      </w:r>
-      <w:r>
-        <w:t xml:space="preserve"> Los testigos dan fe de que los límites o linderos que el propietario pretende rectificar (conforme al plano levantado por el Agrimensor [Nombre]) son los mismos que históricamente han definido la propiedad, no existiendo a la fecha conflictos, litigios ni oposiciones con los vecinos o colindantes sobre dichas medidas.</w:t>
-      </w:r>
-    </w:p>
-    <w:p>
-      <w:r>
-        <w:rPr>
-          <w:b/>
-          <w:bCs/>
-        </w:rPr>
-        <w:t>CUARTA: OBJETO DEL ACTO.</w:t>
-      </w:r>
-      <w:r>
-        <w:t xml:space="preserve"> Los comparecientes declaran que el presente acto se instrumenta para ser depositado por ante el </w:t>
-      </w:r>
-      <w:r>
-        <w:rPr>
-          <w:b/>
-          <w:bCs/>
-        </w:rPr>
-        <w:t>Registro de Títulos</w:t>
-      </w:r>
-      <w:r>
-        <w:t xml:space="preserve"> y la </w:t>
-      </w:r>
-      <w:r>
-        <w:rPr>
-          <w:b/>
-          <w:bCs/>
-        </w:rPr>
-        <w:t>Dirección Regional de Mensuras Catastrales</w:t>
-      </w:r>
-      <w:r>
-        <w:t>, como medio de prueba suplementario en el proceso de [Mencionar: Deslinde / Rectificación de Medidas / Actualización de Mensura].</w:t>
-      </w:r>
-    </w:p>
-    <w:p>
-      <w:r>
-        <w:rPr>
-          <w:b/>
-          <w:bCs/>
-        </w:rPr>
-        <w:t>QUINTA: CUMPLIMIENTO LEY 155-17.</w:t>
-      </w:r>
-      <w:r>
-        <w:t xml:space="preserve"> Las partes declaran que la propiedad tiene un origen lícito y que la rectificación no tiene como fin la apropiación indebida de terrenos públicos o de terceros.</w:t>
-      </w:r>
-    </w:p>
-    <w:p>
-      <w:r>
-        <w:pict w14:anchorId="12F5F018">
-          <v:rect id="_x0000_i1044" style="width:0;height:1.5pt" o:hralign="center" o:hrstd="t" o:hr="t" fillcolor="#a0a0a0" stroked="f"/>
-        </w:pict>
-      </w:r>
-    </w:p>
-    <w:p>
-      <w:r>
-        <w:rPr>
+        <w:t>QUINTA: CUMPLIMIENTO LEY 155-17</w:t>
+      </w:r>
+      <w:r>
+        <w:rPr>
+          <w:rFonts w:ascii="Abadi" w:hAnsi="Abadi"/>
+        </w:rPr>
+        <w:t>. Las partes declaran que la propiedad tiene un origen lícito y que la rectificación no tiene como fin la apropiación indebida de terrenos públicos o de terceros.</w:t>
+      </w:r>
+    </w:p>
+    <w:p>
+      <w:pPr>
+        <w:spacing w:after="0" w:line="240" w:lineRule="auto"/>
+        <w:jc w:val="both"/>
+        <w:rPr>
+          <w:rFonts w:ascii="Abadi" w:hAnsi="Abadi"/>
+        </w:rPr>
+      </w:pPr>
+    </w:p>
+    <w:p>
+      <w:pPr>
+        <w:spacing w:after="0" w:line="240" w:lineRule="auto"/>
+        <w:jc w:val="both"/>
+        <w:rPr>
+          <w:rFonts w:ascii="Abadi" w:hAnsi="Abadi"/>
+          <w:b/>
+          <w:bCs/>
+        </w:rPr>
+      </w:pPr>
+      <w:r>
+        <w:rPr>
+          <w:rFonts w:ascii="Abadi" w:hAnsi="Abadi"/>
           <w:b/>
           <w:bCs/>
         </w:rPr>
         <w:t>HECHO Y PASADO POR ANTE MÍ</w:t>
       </w:r>
       <w:r>
-        <w:t>, en mi estudio profesional, el día y año antes indicados. He dado lectura íntegra a los comparecientes, quienes en señal de aprobación firman junto conmigo y ante mí, Notario Público que CERTIFICO Y DOY FE.</w:t>
-      </w:r>
-    </w:p>
-    <w:p>
-      <w:r>
-        <w:rPr>
-          <w:i/>
-          <w:iCs/>
-        </w:rPr>
-        <w:t>(Firmas de los 7 testigos)</w:t>
-      </w:r>
-    </w:p>
-    <w:p>
-      <w:r>
-        <w:pict w14:anchorId="00088065">
-          <v:rect id="_x0000_i1045" style="width:0;height:1.5pt" o:hralign="center" o:hrstd="t" o:hr="t" fillcolor="#a0a0a0" stroked="f"/>
-        </w:pict>
-      </w:r>
-    </w:p>
-    <w:p>
-      <w:r>
-        <w:rPr>
-          <w:b/>
-          <w:bCs/>
-        </w:rPr>
-        <w:t>[NOMBRE DEL NOTARIO]</w:t>
-      </w:r>
-      <w:r>
-        <w:t xml:space="preserve"> Notario Público</w:t>
-      </w:r>
-    </w:p>
-    <w:p/>
+        <w:rPr>
+          <w:rFonts w:ascii="Abadi" w:hAnsi="Abadi"/>
+        </w:rPr>
+        <w:t xml:space="preserve">, en mi estudio profesional, el día y año antes indicados. He dado lectura íntegra a los comparecientes, quienes en señal de aprobación firman junto conmigo y ante mí, Notario Público que </w:t>
+      </w:r>
+      <w:r>
+        <w:rPr>
+          <w:rFonts w:ascii="Abadi" w:hAnsi="Abadi"/>
+          <w:b/>
+          <w:bCs/>
+        </w:rPr>
+        <w:t>CERTIFICO Y DOY FE.</w:t>
+      </w:r>
+    </w:p>
+    <w:p>
+      <w:pPr>
+        <w:spacing w:after="0" w:line="240" w:lineRule="auto"/>
+        <w:jc w:val="both"/>
+        <w:rPr>
+          <w:rFonts w:ascii="Abadi" w:hAnsi="Abadi"/>
+          <w:b/>
+          <w:bCs/>
+        </w:rPr>
+      </w:pPr>
+    </w:p>
+    <w:p>
+      <w:pPr>
+        <w:spacing w:after="0" w:line="240" w:lineRule="auto"/>
+        <w:jc w:val="both"/>
+        <w:rPr>
+          <w:rFonts w:ascii="Abadi" w:hAnsi="Abadi"/>
+          <w:b/>
+          <w:bCs/>
+        </w:rPr>
+      </w:pPr>
+    </w:p>
+    <w:p>
+      <w:pPr>
+        <w:spacing w:after="0" w:line="240" w:lineRule="auto"/>
+        <w:jc w:val="center"/>
+        <w:rPr>
+          <w:rFonts w:ascii="Abadi" w:hAnsi="Abadi" w:cs="Arial"/>
+          <w:b/>
+        </w:rPr>
+      </w:pPr>
+      <w:r>
+        <w:rPr>
+          <w:rFonts w:ascii="Abadi" w:hAnsi="Abadi" w:cs="Arial"/>
+          <w:b/>
+        </w:rPr>
+        <w:t xml:space="preserve">{{NOMBRE_TESTIGO 1}} </w:t>
+      </w:r>
+      <w:r>
+        <w:rPr>
+          <w:rFonts w:ascii="Abadi" w:hAnsi="Abadi" w:cs="Arial"/>
+          <w:b/>
+        </w:rPr>
+        <w:tab/>
+      </w:r>
+      <w:r>
+        <w:rPr>
+          <w:rFonts w:ascii="Abadi" w:hAnsi="Abadi" w:cs="Arial"/>
+          <w:b/>
+        </w:rPr>
+        <w:tab/>
+      </w:r>
+      <w:r>
+        <w:rPr>
+          <w:rFonts w:ascii="Abadi" w:hAnsi="Abadi" w:cs="Arial"/>
+          <w:b/>
+        </w:rPr>
+        <w:tab/>
+      </w:r>
+      <w:r>
+        <w:rPr>
+          <w:rFonts w:ascii="Abadi" w:hAnsi="Abadi" w:cs="Arial"/>
+          <w:b/>
+        </w:rPr>
+        <w:tab/>
+        <w:t>{{NOMBRE_TESTIGO 2}}</w:t>
+      </w:r>
+    </w:p>
+    <w:p>
+      <w:pPr>
+        <w:spacing w:after="0" w:line="240" w:lineRule="auto"/>
+        <w:jc w:val="center"/>
+        <w:rPr>
+          <w:rFonts w:ascii="Abadi" w:hAnsi="Abadi" w:cs="Arial"/>
+          <w:bCs/>
+        </w:rPr>
+      </w:pPr>
+      <w:r>
+        <w:rPr>
+          <w:rFonts w:ascii="Abadi" w:hAnsi="Abadi" w:cs="Arial"/>
+          <w:bCs/>
+        </w:rPr>
+        <w:t xml:space="preserve">Testigo </w:t>
+      </w:r>
+      <w:r>
+        <w:rPr>
+          <w:rFonts w:ascii="Abadi" w:hAnsi="Abadi" w:cs="Arial"/>
+          <w:bCs/>
+        </w:rPr>
+        <w:tab/>
+      </w:r>
+      <w:r>
+        <w:rPr>
+          <w:rFonts w:ascii="Abadi" w:hAnsi="Abadi" w:cs="Arial"/>
+          <w:bCs/>
+        </w:rPr>
+        <w:tab/>
+      </w:r>
+      <w:r>
+        <w:rPr>
+          <w:rFonts w:ascii="Abadi" w:hAnsi="Abadi" w:cs="Arial"/>
+          <w:bCs/>
+        </w:rPr>
+        <w:tab/>
+      </w:r>
+      <w:r>
+        <w:rPr>
+          <w:rFonts w:ascii="Abadi" w:hAnsi="Abadi" w:cs="Arial"/>
+          <w:bCs/>
+        </w:rPr>
+        <w:tab/>
+      </w:r>
+      <w:r>
+        <w:rPr>
+          <w:rFonts w:ascii="Abadi" w:hAnsi="Abadi" w:cs="Arial"/>
+          <w:bCs/>
+        </w:rPr>
+        <w:tab/>
+      </w:r>
+      <w:r>
+        <w:rPr>
+          <w:rFonts w:ascii="Abadi" w:hAnsi="Abadi" w:cs="Arial"/>
+          <w:bCs/>
+        </w:rPr>
+        <w:tab/>
+      </w:r>
+      <w:proofErr w:type="spellStart"/>
+      <w:r>
+        <w:rPr>
+          <w:rFonts w:ascii="Abadi" w:hAnsi="Abadi" w:cs="Arial"/>
+          <w:bCs/>
+        </w:rPr>
+        <w:t>Testigo</w:t>
+      </w:r>
+      <w:proofErr w:type="spellEnd"/>
+    </w:p>
+    <w:p>
+      <w:pPr>
+        <w:spacing w:after="0" w:line="240" w:lineRule="auto"/>
+        <w:jc w:val="center"/>
+        <w:rPr>
+          <w:rFonts w:ascii="Abadi" w:hAnsi="Abadi" w:cs="Arial"/>
+          <w:bCs/>
+        </w:rPr>
+      </w:pPr>
+    </w:p>
+    <w:p>
+      <w:pPr>
+        <w:spacing w:after="0" w:line="240" w:lineRule="auto"/>
+        <w:jc w:val="center"/>
+        <w:rPr>
+          <w:rFonts w:ascii="Abadi" w:hAnsi="Abadi" w:cs="Arial"/>
+          <w:bCs/>
+        </w:rPr>
+      </w:pPr>
+    </w:p>
+    <w:p>
+      <w:pPr>
+        <w:spacing w:after="0" w:line="240" w:lineRule="auto"/>
+        <w:jc w:val="center"/>
+        <w:rPr>
+          <w:rFonts w:ascii="Abadi" w:hAnsi="Abadi" w:cs="Arial"/>
+          <w:bCs/>
+        </w:rPr>
+      </w:pPr>
+    </w:p>
+    <w:p>
+      <w:pPr>
+        <w:spacing w:after="0" w:line="240" w:lineRule="auto"/>
+        <w:jc w:val="center"/>
+        <w:rPr>
+          <w:rFonts w:ascii="Abadi" w:hAnsi="Abadi" w:cs="Arial"/>
+          <w:b/>
+        </w:rPr>
+      </w:pPr>
+      <w:r>
+        <w:rPr>
+          <w:rFonts w:ascii="Abadi" w:hAnsi="Abadi" w:cs="Arial"/>
+          <w:b/>
+        </w:rPr>
+        <w:t xml:space="preserve">{{NOMBRE_TESTIGO 3}} </w:t>
+      </w:r>
+      <w:r>
+        <w:rPr>
+          <w:rFonts w:ascii="Abadi" w:hAnsi="Abadi" w:cs="Arial"/>
+          <w:b/>
+        </w:rPr>
+        <w:tab/>
+      </w:r>
+      <w:r>
+        <w:rPr>
+          <w:rFonts w:ascii="Abadi" w:hAnsi="Abadi" w:cs="Arial"/>
+          <w:b/>
+        </w:rPr>
+        <w:tab/>
+      </w:r>
+      <w:r>
+        <w:rPr>
+          <w:rFonts w:ascii="Abadi" w:hAnsi="Abadi" w:cs="Arial"/>
+          <w:b/>
+        </w:rPr>
+        <w:tab/>
+      </w:r>
+      <w:r>
+        <w:rPr>
+          <w:rFonts w:ascii="Abadi" w:hAnsi="Abadi" w:cs="Arial"/>
+          <w:b/>
+        </w:rPr>
+        <w:tab/>
+        <w:t>{{NOMBRE_TESTIGO 4}}</w:t>
+      </w:r>
+    </w:p>
+    <w:p>
+      <w:pPr>
+        <w:spacing w:after="0" w:line="240" w:lineRule="auto"/>
+        <w:jc w:val="center"/>
+        <w:rPr>
+          <w:rFonts w:ascii="Abadi" w:hAnsi="Abadi" w:cs="Arial"/>
+          <w:bCs/>
+        </w:rPr>
+      </w:pPr>
+      <w:r>
+        <w:rPr>
+          <w:rFonts w:ascii="Abadi" w:hAnsi="Abadi" w:cs="Arial"/>
+          <w:bCs/>
+        </w:rPr>
+        <w:t xml:space="preserve">Testigo </w:t>
+      </w:r>
+      <w:r>
+        <w:rPr>
+          <w:rFonts w:ascii="Abadi" w:hAnsi="Abadi" w:cs="Arial"/>
+          <w:bCs/>
+        </w:rPr>
+        <w:tab/>
+      </w:r>
+      <w:r>
+        <w:rPr>
+          <w:rFonts w:ascii="Abadi" w:hAnsi="Abadi" w:cs="Arial"/>
+          <w:bCs/>
+        </w:rPr>
+        <w:tab/>
+      </w:r>
+      <w:r>
+        <w:rPr>
+          <w:rFonts w:ascii="Abadi" w:hAnsi="Abadi" w:cs="Arial"/>
+          <w:bCs/>
+        </w:rPr>
+        <w:tab/>
+      </w:r>
+      <w:r>
+        <w:rPr>
+          <w:rFonts w:ascii="Abadi" w:hAnsi="Abadi" w:cs="Arial"/>
+          <w:bCs/>
+        </w:rPr>
+        <w:tab/>
+      </w:r>
+      <w:r>
+        <w:rPr>
+          <w:rFonts w:ascii="Abadi" w:hAnsi="Abadi" w:cs="Arial"/>
+          <w:bCs/>
+        </w:rPr>
+        <w:tab/>
+      </w:r>
+      <w:r>
+        <w:rPr>
+          <w:rFonts w:ascii="Abadi" w:hAnsi="Abadi" w:cs="Arial"/>
+          <w:bCs/>
+        </w:rPr>
+        <w:tab/>
+      </w:r>
+      <w:proofErr w:type="spellStart"/>
+      <w:r>
+        <w:rPr>
+          <w:rFonts w:ascii="Abadi" w:hAnsi="Abadi" w:cs="Arial"/>
+          <w:bCs/>
+        </w:rPr>
+        <w:t>Testigo</w:t>
+      </w:r>
+      <w:proofErr w:type="spellEnd"/>
+    </w:p>
+    <w:p>
+      <w:pPr>
+        <w:spacing w:after="0" w:line="240" w:lineRule="auto"/>
+        <w:jc w:val="center"/>
+        <w:rPr>
+          <w:rFonts w:ascii="Abadi" w:hAnsi="Abadi" w:cs="Arial"/>
+          <w:bCs/>
+        </w:rPr>
+      </w:pPr>
+    </w:p>
+    <w:p>
+      <w:pPr>
+        <w:spacing w:after="0" w:line="240" w:lineRule="auto"/>
+        <w:jc w:val="center"/>
+        <w:rPr>
+          <w:rFonts w:ascii="Abadi" w:hAnsi="Abadi" w:cs="Arial"/>
+          <w:bCs/>
+        </w:rPr>
+      </w:pPr>
+    </w:p>
+    <w:p>
+      <w:pPr>
+        <w:spacing w:after="0" w:line="240" w:lineRule="auto"/>
+        <w:jc w:val="center"/>
+        <w:rPr>
+          <w:rFonts w:ascii="Abadi" w:hAnsi="Abadi" w:cs="Arial"/>
+          <w:bCs/>
+        </w:rPr>
+      </w:pPr>
+    </w:p>
+    <w:p>
+      <w:pPr>
+        <w:spacing w:after="0" w:line="240" w:lineRule="auto"/>
+        <w:jc w:val="center"/>
+        <w:rPr>
+          <w:rFonts w:ascii="Abadi" w:hAnsi="Abadi" w:cs="Arial"/>
+          <w:b/>
+        </w:rPr>
+      </w:pPr>
+      <w:r>
+        <w:rPr>
+          <w:rFonts w:ascii="Abadi" w:hAnsi="Abadi" w:cs="Arial"/>
+          <w:b/>
+        </w:rPr>
+        <w:t xml:space="preserve">{{NOMBRE_TESTIGO 5}} </w:t>
+      </w:r>
+      <w:r>
+        <w:rPr>
+          <w:rFonts w:ascii="Abadi" w:hAnsi="Abadi" w:cs="Arial"/>
+          <w:b/>
+        </w:rPr>
+        <w:tab/>
+      </w:r>
+      <w:r>
+        <w:rPr>
+          <w:rFonts w:ascii="Abadi" w:hAnsi="Abadi" w:cs="Arial"/>
+          <w:b/>
+        </w:rPr>
+        <w:tab/>
+      </w:r>
+      <w:r>
+        <w:rPr>
+          <w:rFonts w:ascii="Abadi" w:hAnsi="Abadi" w:cs="Arial"/>
+          <w:b/>
+        </w:rPr>
+        <w:tab/>
+      </w:r>
+      <w:r>
+        <w:rPr>
+          <w:rFonts w:ascii="Abadi" w:hAnsi="Abadi" w:cs="Arial"/>
+          <w:b/>
+        </w:rPr>
+        <w:tab/>
+        <w:t>{{NOMBRE_TESTIGO 6}}</w:t>
+      </w:r>
+    </w:p>
+    <w:p>
+      <w:pPr>
+        <w:spacing w:after="0" w:line="240" w:lineRule="auto"/>
+        <w:jc w:val="center"/>
+        <w:rPr>
+          <w:rFonts w:ascii="Abadi" w:hAnsi="Abadi" w:cs="Arial"/>
+          <w:bCs/>
+        </w:rPr>
+      </w:pPr>
+      <w:r>
+        <w:rPr>
+          <w:rFonts w:ascii="Abadi" w:hAnsi="Abadi" w:cs="Arial"/>
+          <w:bCs/>
+        </w:rPr>
+        <w:t xml:space="preserve">Testigo </w:t>
+      </w:r>
+      <w:r>
+        <w:rPr>
+          <w:rFonts w:ascii="Abadi" w:hAnsi="Abadi" w:cs="Arial"/>
+          <w:bCs/>
+        </w:rPr>
+        <w:tab/>
+      </w:r>
+      <w:r>
+        <w:rPr>
+          <w:rFonts w:ascii="Abadi" w:hAnsi="Abadi" w:cs="Arial"/>
+          <w:bCs/>
+        </w:rPr>
+        <w:tab/>
+      </w:r>
+      <w:r>
+        <w:rPr>
+          <w:rFonts w:ascii="Abadi" w:hAnsi="Abadi" w:cs="Arial"/>
+          <w:bCs/>
+        </w:rPr>
+        <w:tab/>
+      </w:r>
+      <w:r>
+        <w:rPr>
+          <w:rFonts w:ascii="Abadi" w:hAnsi="Abadi" w:cs="Arial"/>
+          <w:bCs/>
+        </w:rPr>
+        <w:tab/>
+      </w:r>
+      <w:r>
+        <w:rPr>
+          <w:rFonts w:ascii="Abadi" w:hAnsi="Abadi" w:cs="Arial"/>
+          <w:bCs/>
+        </w:rPr>
+        <w:tab/>
+      </w:r>
+      <w:r>
+        <w:rPr>
+          <w:rFonts w:ascii="Abadi" w:hAnsi="Abadi" w:cs="Arial"/>
+          <w:bCs/>
+        </w:rPr>
+        <w:tab/>
+      </w:r>
+      <w:proofErr w:type="spellStart"/>
+      <w:r>
+        <w:rPr>
+          <w:rFonts w:ascii="Abadi" w:hAnsi="Abadi" w:cs="Arial"/>
+          <w:bCs/>
+        </w:rPr>
+        <w:t>Testigo</w:t>
+      </w:r>
+      <w:proofErr w:type="spellEnd"/>
+    </w:p>
+    <w:p>
+      <w:pPr>
+        <w:spacing w:after="0" w:line="240" w:lineRule="auto"/>
+        <w:jc w:val="center"/>
+        <w:rPr>
+          <w:rFonts w:ascii="Abadi" w:hAnsi="Abadi" w:cs="Arial"/>
+          <w:bCs/>
+        </w:rPr>
+      </w:pPr>
+    </w:p>
+    <w:p>
+      <w:pPr>
+        <w:spacing w:after="0" w:line="240" w:lineRule="auto"/>
+        <w:jc w:val="center"/>
+        <w:rPr>
+          <w:rFonts w:ascii="Abadi" w:hAnsi="Abadi" w:cs="Arial"/>
+          <w:bCs/>
+        </w:rPr>
+      </w:pPr>
+    </w:p>
+    <w:p>
+      <w:pPr>
+        <w:spacing w:after="0" w:line="240" w:lineRule="auto"/>
+        <w:jc w:val="center"/>
+        <w:rPr>
+          <w:rFonts w:ascii="Abadi" w:hAnsi="Abadi" w:cs="Arial"/>
+          <w:b/>
+        </w:rPr>
+      </w:pPr>
+      <w:r>
+        <w:rPr>
+          <w:rFonts w:ascii="Abadi" w:hAnsi="Abadi" w:cs="Arial"/>
+          <w:b/>
+        </w:rPr>
+        <w:t>{{NOMBRE_TESTIGO 7}}</w:t>
+      </w:r>
+    </w:p>
+    <w:p>
+      <w:pPr>
+        <w:spacing w:after="0" w:line="240" w:lineRule="auto"/>
+        <w:jc w:val="center"/>
+        <w:rPr>
+          <w:rFonts w:ascii="Abadi" w:hAnsi="Abadi" w:cs="Arial"/>
+          <w:bCs/>
+        </w:rPr>
+      </w:pPr>
+      <w:r>
+        <w:rPr>
+          <w:rFonts w:ascii="Abadi" w:hAnsi="Abadi" w:cs="Arial"/>
+          <w:bCs/>
+        </w:rPr>
+        <w:t>Testigo</w:t>
+      </w:r>
+    </w:p>
+    <w:p>
+      <w:pPr>
+        <w:spacing w:after="0" w:line="240" w:lineRule="auto"/>
+        <w:jc w:val="both"/>
+        <w:rPr>
+          <w:rFonts w:ascii="Abadi" w:hAnsi="Abadi"/>
+        </w:rPr>
+      </w:pPr>
+    </w:p>
+    <w:p>
+      <w:pPr>
+        <w:spacing w:after="0" w:line="240" w:lineRule="auto"/>
+        <w:jc w:val="both"/>
+        <w:rPr>
+          <w:rFonts w:ascii="Abadi" w:hAnsi="Abadi"/>
+        </w:rPr>
+      </w:pPr>
+    </w:p>
+    <w:p>
+      <w:pPr>
+        <w:spacing w:after="0" w:line="240" w:lineRule="auto"/>
+        <w:jc w:val="center"/>
+        <w:rPr>
+          <w:rFonts w:ascii="Abadi" w:hAnsi="Abadi" w:cs="Arial"/>
+          <w:bCs/>
+        </w:rPr>
+      </w:pPr>
+    </w:p>
+    <w:p>
+      <w:pPr>
+        <w:spacing w:after="0" w:line="240" w:lineRule="auto"/>
+        <w:jc w:val="center"/>
+        <w:rPr>
+          <w:rFonts w:ascii="Abadi" w:hAnsi="Abadi" w:cs="Arial"/>
+          <w:b/>
+        </w:rPr>
+      </w:pPr>
+      <w:r>
+        <w:rPr>
+          <w:rFonts w:ascii="Abadi" w:hAnsi="Abadi" w:cs="Arial"/>
+          <w:b/>
+        </w:rPr>
+        <w:t>{{NOMBRE_NOTARIO}}</w:t>
+      </w:r>
+    </w:p>
+    <w:p>
+      <w:pPr>
+        <w:spacing w:after="0" w:line="240" w:lineRule="auto"/>
+        <w:jc w:val="center"/>
+        <w:rPr>
+          <w:rFonts w:ascii="Abadi" w:hAnsi="Abadi" w:cs="Arial"/>
+          <w:bCs/>
+        </w:rPr>
+      </w:pPr>
+      <w:r>
+        <w:rPr>
+          <w:rFonts w:ascii="Abadi" w:hAnsi="Abadi" w:cs="Arial"/>
+          <w:bCs/>
+        </w:rPr>
+        <w:t>Abogado Notario Público</w:t>
+      </w:r>
+    </w:p>
+    <w:p>
+      <w:pPr>
+        <w:spacing w:after="0" w:line="240" w:lineRule="auto"/>
+        <w:jc w:val="both"/>
+        <w:rPr>
+          <w:rFonts w:ascii="Abadi" w:hAnsi="Abadi"/>
+          <w:bCs/>
+        </w:rPr>
+      </w:pPr>
+    </w:p>
+    <w:p>
+      <w:pPr>
+        <w:spacing w:after="0" w:line="240" w:lineRule="auto"/>
+        <w:jc w:val="both"/>
+        <w:rPr>
+          <w:rFonts w:ascii="Abadi" w:hAnsi="Abadi"/>
+        </w:rPr>
+      </w:pPr>
+    </w:p>
     <w:sectPr>
-      <w:pgSz w:w="11906" w:h="16838"/>
+      <w:pgSz w:w="12240" w:h="20160" w:code="121"/>
       <w:pgMar w:top="1417" w:right="1701" w:bottom="1417" w:left="1701" w:header="708" w:footer="708" w:gutter="0"/>
       <w:cols w:space="708"/>
       <w:docGrid w:linePitch="360"/>
@@ -582,8 +1905,124 @@
       </w:pPr>
     </w:lvl>
   </w:abstractNum>
+  <w:abstractNum w:abstractNumId="1" w15:restartNumberingAfterBreak="0">
+    <w:nsid w:val="66493FEF"/>
+    <w:multiLevelType w:val="multilevel"/>
+    <w:tmpl w:val="D5B2A212"/>
+    <w:lvl w:ilvl="0">
+      <w:start w:val="1"/>
+      <w:numFmt w:val="decimal"/>
+      <w:lvlText w:val="%1."/>
+      <w:lvlJc w:val="left"/>
+      <w:pPr>
+        <w:tabs>
+          <w:tab w:val="num" w:pos="720"/>
+        </w:tabs>
+        <w:ind w:left="720" w:hanging="360"/>
+      </w:pPr>
+    </w:lvl>
+    <w:lvl w:ilvl="1" w:tentative="1">
+      <w:start w:val="1"/>
+      <w:numFmt w:val="decimal"/>
+      <w:lvlText w:val="%2."/>
+      <w:lvlJc w:val="left"/>
+      <w:pPr>
+        <w:tabs>
+          <w:tab w:val="num" w:pos="1440"/>
+        </w:tabs>
+        <w:ind w:left="1440" w:hanging="360"/>
+      </w:pPr>
+    </w:lvl>
+    <w:lvl w:ilvl="2" w:tentative="1">
+      <w:start w:val="1"/>
+      <w:numFmt w:val="decimal"/>
+      <w:lvlText w:val="%3."/>
+      <w:lvlJc w:val="left"/>
+      <w:pPr>
+        <w:tabs>
+          <w:tab w:val="num" w:pos="2160"/>
+        </w:tabs>
+        <w:ind w:left="2160" w:hanging="360"/>
+      </w:pPr>
+    </w:lvl>
+    <w:lvl w:ilvl="3" w:tentative="1">
+      <w:start w:val="1"/>
+      <w:numFmt w:val="decimal"/>
+      <w:lvlText w:val="%4."/>
+      <w:lvlJc w:val="left"/>
+      <w:pPr>
+        <w:tabs>
+          <w:tab w:val="num" w:pos="2880"/>
+        </w:tabs>
+        <w:ind w:left="2880" w:hanging="360"/>
+      </w:pPr>
+    </w:lvl>
+    <w:lvl w:ilvl="4" w:tentative="1">
+      <w:start w:val="1"/>
+      <w:numFmt w:val="decimal"/>
+      <w:lvlText w:val="%5."/>
+      <w:lvlJc w:val="left"/>
+      <w:pPr>
+        <w:tabs>
+          <w:tab w:val="num" w:pos="3600"/>
+        </w:tabs>
+        <w:ind w:left="3600" w:hanging="360"/>
+      </w:pPr>
+    </w:lvl>
+    <w:lvl w:ilvl="5" w:tentative="1">
+      <w:start w:val="1"/>
+      <w:numFmt w:val="decimal"/>
+      <w:lvlText w:val="%6."/>
+      <w:lvlJc w:val="left"/>
+      <w:pPr>
+        <w:tabs>
+          <w:tab w:val="num" w:pos="4320"/>
+        </w:tabs>
+        <w:ind w:left="4320" w:hanging="360"/>
+      </w:pPr>
+    </w:lvl>
+    <w:lvl w:ilvl="6" w:tentative="1">
+      <w:start w:val="1"/>
+      <w:numFmt w:val="decimal"/>
+      <w:lvlText w:val="%7."/>
+      <w:lvlJc w:val="left"/>
+      <w:pPr>
+        <w:tabs>
+          <w:tab w:val="num" w:pos="5040"/>
+        </w:tabs>
+        <w:ind w:left="5040" w:hanging="360"/>
+      </w:pPr>
+    </w:lvl>
+    <w:lvl w:ilvl="7" w:tentative="1">
+      <w:start w:val="1"/>
+      <w:numFmt w:val="decimal"/>
+      <w:lvlText w:val="%8."/>
+      <w:lvlJc w:val="left"/>
+      <w:pPr>
+        <w:tabs>
+          <w:tab w:val="num" w:pos="5760"/>
+        </w:tabs>
+        <w:ind w:left="5760" w:hanging="360"/>
+      </w:pPr>
+    </w:lvl>
+    <w:lvl w:ilvl="8" w:tentative="1">
+      <w:start w:val="1"/>
+      <w:numFmt w:val="decimal"/>
+      <w:lvlText w:val="%9."/>
+      <w:lvlJc w:val="left"/>
+      <w:pPr>
+        <w:tabs>
+          <w:tab w:val="num" w:pos="6480"/>
+        </w:tabs>
+        <w:ind w:left="6480" w:hanging="360"/>
+      </w:pPr>
+    </w:lvl>
+  </w:abstractNum>
   <w:num w:numId="1" w16cid:durableId="2109152859">
     <w:abstractNumId w:val="0"/>
+  </w:num>
+  <w:num w:numId="2" w16cid:durableId="2043899355">
+    <w:abstractNumId w:val="1"/>
   </w:num>
 </w:numbering>
 </file>
